--- a/assets/systematic-supremacy.docx
+++ b/assets/systematic-supremacy.docx
@@ -9,8 +9,8 @@
           <w:rFonts w:ascii="Times New Roman" w:hAnsi="Times New Roman" w:cs="Times New Roman"/>
           <w:b/>
           <w:bCs/>
-          <w:sz w:val="32"/>
-          <w:szCs w:val="32"/>
+          <w:sz w:val="48"/>
+          <w:szCs w:val="48"/>
         </w:rPr>
       </w:pPr>
       <w:r>
@@ -18,8 +18,8 @@
           <w:rFonts w:ascii="Times New Roman" w:hAnsi="Times New Roman" w:cs="Times New Roman"/>
           <w:b/>
           <w:bCs/>
-          <w:sz w:val="32"/>
-          <w:szCs w:val="32"/>
+          <w:sz w:val="48"/>
+          <w:szCs w:val="48"/>
         </w:rPr>
         <w:t>Systematic Supremacy</w:t>
       </w:r>
@@ -68,10 +68,154 @@
           <w:sz w:val="24"/>
           <w:szCs w:val="24"/>
         </w:rPr>
-        <w:t xml:space="preserve">It is inseparable from human nature to hope and to fear. In speculation when the market goes against you – you hope that every day will be the last day – and you lose more than you should had you not listened to hope… And when the market goes your </w:t>
-      </w:r>
-      <w:proofErr w:type="gramStart"/>
-      <w:r>
+        <w:t>It is inseparable from human nature to hope and to fear. In speculation when the market goes against you – you hope that every day will be the last day – and you lose more than you should had you not listened to hope… And when the market goes your way you become fearful that the next day will take away your profit, and you get out – too soon. Fear keeps you from making as much money as you ought to</w:t>
+      </w:r>
+      <w:r>
+        <w:rPr>
+          <w:rFonts w:ascii="Times New Roman" w:hAnsi="Times New Roman" w:cs="Times New Roman"/>
+          <w:sz w:val="24"/>
+          <w:szCs w:val="24"/>
+        </w:rPr>
+        <w:t>.”</w:t>
+      </w:r>
+    </w:p>
+    <w:p>
+      <w:pPr>
+        <w:jc w:val="both"/>
+        <w:rPr>
+          <w:rFonts w:ascii="Times New Roman" w:hAnsi="Times New Roman" w:cs="Times New Roman"/>
+          <w:sz w:val="24"/>
+          <w:szCs w:val="24"/>
+        </w:rPr>
+      </w:pPr>
+      <w:r>
+        <w:rPr>
+          <w:rFonts w:ascii="Times New Roman" w:hAnsi="Times New Roman" w:cs="Times New Roman"/>
+          <w:sz w:val="24"/>
+          <w:szCs w:val="24"/>
+        </w:rPr>
+        <w:t xml:space="preserve">In this letter, I am </w:t>
+      </w:r>
+      <w:r>
+        <w:rPr>
+          <w:rFonts w:ascii="Times New Roman" w:hAnsi="Times New Roman" w:cs="Times New Roman"/>
+          <w:sz w:val="24"/>
+          <w:szCs w:val="24"/>
+        </w:rPr>
+        <w:t>explaining</w:t>
+      </w:r>
+      <w:r>
+        <w:rPr>
+          <w:rFonts w:ascii="Times New Roman" w:hAnsi="Times New Roman" w:cs="Times New Roman"/>
+          <w:sz w:val="24"/>
+          <w:szCs w:val="24"/>
+        </w:rPr>
+        <w:t xml:space="preserve"> the key advantages of the systematic approach to investing. In addition to the avoidance of investment error due to psychological bias, a systematic approach offers several key benefits including: the scalability to invest with a consistent approach twenty-four hours per day across a global portfolio of securities; the implementation of consistent risk management at security, asset class and portfolio level; </w:t>
+      </w:r>
+      <w:r>
+        <w:rPr>
+          <w:rFonts w:ascii="Times New Roman" w:hAnsi="Times New Roman" w:cs="Times New Roman"/>
+          <w:sz w:val="24"/>
+          <w:szCs w:val="24"/>
+        </w:rPr>
+        <w:t>and</w:t>
+      </w:r>
+      <w:r>
+        <w:rPr>
+          <w:rFonts w:ascii="Times New Roman" w:hAnsi="Times New Roman" w:cs="Times New Roman"/>
+          <w:sz w:val="24"/>
+          <w:szCs w:val="24"/>
+        </w:rPr>
+        <w:t xml:space="preserve"> the scientific rigor which can be devoted to the continuous development of the core investing approach. </w:t>
+      </w:r>
+    </w:p>
+    <w:p>
+      <w:pPr>
+        <w:jc w:val="both"/>
+        <w:rPr>
+          <w:rFonts w:ascii="Times New Roman" w:hAnsi="Times New Roman" w:cs="Times New Roman"/>
+          <w:sz w:val="24"/>
+          <w:szCs w:val="24"/>
+        </w:rPr>
+      </w:pPr>
+    </w:p>
+    <w:p>
+      <w:pPr>
+        <w:ind w:firstLine="720"/>
+        <w:jc w:val="both"/>
+        <w:rPr>
+          <w:rFonts w:ascii="Times New Roman" w:hAnsi="Times New Roman" w:cs="Times New Roman"/>
+          <w:b/>
+          <w:bCs/>
+          <w:sz w:val="24"/>
+          <w:szCs w:val="24"/>
+        </w:rPr>
+      </w:pPr>
+      <w:r>
+        <w:rPr>
+          <w:rFonts w:ascii="Times New Roman" w:hAnsi="Times New Roman" w:cs="Times New Roman"/>
+          <w:b/>
+          <w:bCs/>
+          <w:sz w:val="24"/>
+          <w:szCs w:val="24"/>
+        </w:rPr>
+        <w:t>1. Human Psychology</w:t>
+      </w:r>
+    </w:p>
+    <w:p>
+      <w:pPr>
+        <w:jc w:val="both"/>
+        <w:rPr>
+          <w:rFonts w:ascii="Times New Roman" w:hAnsi="Times New Roman" w:cs="Times New Roman"/>
+          <w:sz w:val="24"/>
+          <w:szCs w:val="24"/>
+        </w:rPr>
+      </w:pPr>
+      <w:r>
+        <w:rPr>
+          <w:rFonts w:ascii="Times New Roman" w:hAnsi="Times New Roman" w:cs="Times New Roman"/>
+          <w:sz w:val="24"/>
+          <w:szCs w:val="24"/>
+        </w:rPr>
+        <w:t xml:space="preserve">Up until the dotcom bubble academic finance was slow to accept the link between investor psychology and financial market </w:t>
+      </w:r>
+      <w:r>
+        <w:rPr>
+          <w:rFonts w:ascii="Times New Roman" w:hAnsi="Times New Roman" w:cs="Times New Roman"/>
+          <w:sz w:val="24"/>
+          <w:szCs w:val="24"/>
+        </w:rPr>
+        <w:t>behavior</w:t>
+      </w:r>
+      <w:r>
+        <w:rPr>
+          <w:rFonts w:ascii="Times New Roman" w:hAnsi="Times New Roman" w:cs="Times New Roman"/>
+          <w:sz w:val="24"/>
+          <w:szCs w:val="24"/>
+        </w:rPr>
+        <w:t xml:space="preserve">. However, the field of </w:t>
+      </w:r>
+      <w:r>
+        <w:rPr>
+          <w:rFonts w:ascii="Times New Roman" w:hAnsi="Times New Roman" w:cs="Times New Roman"/>
+          <w:sz w:val="24"/>
+          <w:szCs w:val="24"/>
+        </w:rPr>
+        <w:t>behavioral</w:t>
+      </w:r>
+      <w:r>
+        <w:rPr>
+          <w:rFonts w:ascii="Times New Roman" w:hAnsi="Times New Roman" w:cs="Times New Roman"/>
+          <w:sz w:val="24"/>
+          <w:szCs w:val="24"/>
+        </w:rPr>
+        <w:t xml:space="preserve"> finance is now well established, identifying two main areas of relevance to a discussion of systematic investing. First, there is now a considerable body of theoretical and empirical evidence identifying how difficult it is for discretionary investors to make consistently reliable forecasts and decisions about risk allocation. Second, there is now recognition of the effect these psychological biases have on financial markets and the consequent opportunities for systematic investors.</w:t>
+      </w:r>
+    </w:p>
+    <w:p>
+      <w:pPr>
+        <w:ind w:firstLine="720"/>
+        <w:jc w:val="both"/>
         <w:rPr>
           <w:rFonts w:ascii="Times New Roman" w:hAnsi="Times New Roman" w:cs="Times New Roman"/>
           <w:i/>
@@ -79,9 +223,7 @@
           <w:sz w:val="24"/>
           <w:szCs w:val="24"/>
         </w:rPr>
-        <w:t>way</w:t>
-      </w:r>
-      <w:proofErr w:type="gramEnd"/>
+      </w:pPr>
       <w:r>
         <w:rPr>
           <w:rFonts w:ascii="Times New Roman" w:hAnsi="Times New Roman" w:cs="Times New Roman"/>
@@ -90,116 +232,75 @@
           <w:sz w:val="24"/>
           <w:szCs w:val="24"/>
         </w:rPr>
-        <w:t xml:space="preserve"> you become fearful that the next day will take away your profit, and you get out – too soon. Fear keeps you from making as much money as you ought to</w:t>
-      </w:r>
-      <w:r>
-        <w:rPr>
-          <w:rFonts w:ascii="Times New Roman" w:hAnsi="Times New Roman" w:cs="Times New Roman"/>
-          <w:sz w:val="24"/>
-          <w:szCs w:val="24"/>
-        </w:rPr>
-        <w:t>.”</w:t>
-      </w:r>
-    </w:p>
-    <w:p>
-      <w:pPr>
-        <w:jc w:val="both"/>
-        <w:rPr>
-          <w:rFonts w:ascii="Times New Roman" w:hAnsi="Times New Roman" w:cs="Times New Roman"/>
-          <w:sz w:val="24"/>
-          <w:szCs w:val="24"/>
-        </w:rPr>
-      </w:pPr>
-      <w:r>
-        <w:rPr>
-          <w:rFonts w:ascii="Times New Roman" w:hAnsi="Times New Roman" w:cs="Times New Roman"/>
-          <w:sz w:val="24"/>
-          <w:szCs w:val="24"/>
-        </w:rPr>
-        <w:t xml:space="preserve">In this letter, I am </w:t>
-      </w:r>
-      <w:r>
-        <w:rPr>
-          <w:rFonts w:ascii="Times New Roman" w:hAnsi="Times New Roman" w:cs="Times New Roman"/>
-          <w:sz w:val="24"/>
-          <w:szCs w:val="24"/>
-        </w:rPr>
-        <w:t>explaining</w:t>
-      </w:r>
-      <w:r>
-        <w:rPr>
-          <w:rFonts w:ascii="Times New Roman" w:hAnsi="Times New Roman" w:cs="Times New Roman"/>
-          <w:sz w:val="24"/>
-          <w:szCs w:val="24"/>
-        </w:rPr>
-        <w:t xml:space="preserve"> the key advantages of the systematic approach to investing. In addition to the avoidance of investment error due to psychological bias, a systematic approach offers several key benefits including: the scalability to invest with a consistent approach twenty-four hours per day across a global portfolio of securities; the implementation of consistent risk management at security, asset class and portfolio level; </w:t>
-      </w:r>
-      <w:r>
-        <w:rPr>
-          <w:rFonts w:ascii="Times New Roman" w:hAnsi="Times New Roman" w:cs="Times New Roman"/>
-          <w:sz w:val="24"/>
-          <w:szCs w:val="24"/>
-        </w:rPr>
-        <w:t>and</w:t>
-      </w:r>
-      <w:r>
-        <w:rPr>
-          <w:rFonts w:ascii="Times New Roman" w:hAnsi="Times New Roman" w:cs="Times New Roman"/>
-          <w:sz w:val="24"/>
-          <w:szCs w:val="24"/>
-        </w:rPr>
-        <w:t xml:space="preserve"> the scientific rigor which can be devoted to the continuous development of the core investing approach. </w:t>
-      </w:r>
-    </w:p>
-    <w:p>
-      <w:pPr>
-        <w:jc w:val="both"/>
-        <w:rPr>
-          <w:rFonts w:ascii="Times New Roman" w:hAnsi="Times New Roman" w:cs="Times New Roman"/>
-          <w:sz w:val="24"/>
-          <w:szCs w:val="24"/>
-        </w:rPr>
-      </w:pPr>
-    </w:p>
-    <w:p>
-      <w:pPr>
-        <w:ind w:firstLine="720"/>
-        <w:jc w:val="both"/>
-        <w:rPr>
-          <w:rFonts w:ascii="Times New Roman" w:hAnsi="Times New Roman" w:cs="Times New Roman"/>
-          <w:b/>
-          <w:bCs/>
-          <w:sz w:val="24"/>
-          <w:szCs w:val="24"/>
-        </w:rPr>
-      </w:pPr>
-      <w:r>
-        <w:rPr>
-          <w:rFonts w:ascii="Times New Roman" w:hAnsi="Times New Roman" w:cs="Times New Roman"/>
-          <w:b/>
-          <w:bCs/>
-          <w:sz w:val="24"/>
-          <w:szCs w:val="24"/>
-        </w:rPr>
-        <w:t>1. Human Psychology</w:t>
-      </w:r>
-    </w:p>
-    <w:p>
-      <w:pPr>
-        <w:jc w:val="both"/>
-        <w:rPr>
-          <w:rFonts w:ascii="Times New Roman" w:hAnsi="Times New Roman" w:cs="Times New Roman"/>
-          <w:sz w:val="24"/>
-          <w:szCs w:val="24"/>
-        </w:rPr>
-      </w:pPr>
-      <w:r>
-        <w:rPr>
-          <w:rFonts w:ascii="Times New Roman" w:hAnsi="Times New Roman" w:cs="Times New Roman"/>
-          <w:sz w:val="24"/>
-          <w:szCs w:val="24"/>
-        </w:rPr>
-        <w:t xml:space="preserve">Up until the dotcom bubble academic finance was slow to accept the link between investor psychology and financial market </w:t>
+        <w:t>1.1. Discretionary trading and human psychology</w:t>
+      </w:r>
+    </w:p>
+    <w:p>
+      <w:pPr>
+        <w:jc w:val="both"/>
+        <w:rPr>
+          <w:rFonts w:ascii="Times New Roman" w:hAnsi="Times New Roman" w:cs="Times New Roman"/>
+          <w:sz w:val="24"/>
+          <w:szCs w:val="24"/>
+        </w:rPr>
+      </w:pPr>
+      <w:r>
+        <w:rPr>
+          <w:rFonts w:ascii="Times New Roman" w:hAnsi="Times New Roman" w:cs="Times New Roman"/>
+          <w:sz w:val="24"/>
+          <w:szCs w:val="24"/>
+        </w:rPr>
+        <w:t>In 1979 two psychologists, Daniel Kahneman and Amos Tversky, published a groundbreaking paper on decision making under uncertainty. The authors describe a theory supported by experimental evidence, which predicts (irrational) attitudes to risk aversion and risk seeking, when individuals are making decisions with no certainty about the outcome.</w:t>
+      </w:r>
+    </w:p>
+    <w:p>
+      <w:pPr>
+        <w:jc w:val="both"/>
+        <w:rPr>
+          <w:rFonts w:ascii="Times New Roman" w:hAnsi="Times New Roman" w:cs="Times New Roman"/>
+          <w:sz w:val="24"/>
+          <w:szCs w:val="24"/>
+        </w:rPr>
+      </w:pPr>
+      <w:r>
+        <w:rPr>
+          <w:rFonts w:ascii="Times New Roman" w:hAnsi="Times New Roman" w:cs="Times New Roman"/>
+          <w:sz w:val="24"/>
+          <w:szCs w:val="24"/>
+        </w:rPr>
+        <w:t xml:space="preserve">The principle decision making error by individuals is that they avoid </w:t>
+      </w:r>
+      <w:r>
+        <w:rPr>
+          <w:rFonts w:ascii="Times New Roman" w:hAnsi="Times New Roman" w:cs="Times New Roman"/>
+          <w:sz w:val="24"/>
+          <w:szCs w:val="24"/>
+        </w:rPr>
+        <w:t>crystallizing</w:t>
+      </w:r>
+      <w:r>
+        <w:rPr>
+          <w:rFonts w:ascii="Times New Roman" w:hAnsi="Times New Roman" w:cs="Times New Roman"/>
+          <w:sz w:val="24"/>
+          <w:szCs w:val="24"/>
+        </w:rPr>
+        <w:t xml:space="preserve"> small losses (risk seeking when it comes to small losses) while at the same time </w:t>
+      </w:r>
+      <w:r>
+        <w:rPr>
+          <w:rFonts w:ascii="Times New Roman" w:hAnsi="Times New Roman" w:cs="Times New Roman"/>
+          <w:sz w:val="24"/>
+          <w:szCs w:val="24"/>
+        </w:rPr>
+        <w:t>realize</w:t>
+      </w:r>
+      <w:r>
+        <w:rPr>
+          <w:rFonts w:ascii="Times New Roman" w:hAnsi="Times New Roman" w:cs="Times New Roman"/>
+          <w:sz w:val="24"/>
+          <w:szCs w:val="24"/>
+        </w:rPr>
+        <w:t xml:space="preserve"> profits too soon (risk averse when it comes to profits). Though the focus of the two psychologists’ work was not financial markets, this is a feature of investing </w:t>
       </w:r>
       <w:r>
         <w:rPr>
@@ -215,23 +316,222 @@
           <w:sz w:val="24"/>
           <w:szCs w:val="24"/>
         </w:rPr>
-        <w:t xml:space="preserve">. However, the field of </w:t>
-      </w:r>
-      <w:r>
-        <w:rPr>
-          <w:rFonts w:ascii="Times New Roman" w:hAnsi="Times New Roman" w:cs="Times New Roman"/>
-          <w:sz w:val="24"/>
-          <w:szCs w:val="24"/>
-        </w:rPr>
-        <w:t>behavioral</w:t>
-      </w:r>
-      <w:r>
-        <w:rPr>
-          <w:rFonts w:ascii="Times New Roman" w:hAnsi="Times New Roman" w:cs="Times New Roman"/>
-          <w:sz w:val="24"/>
-          <w:szCs w:val="24"/>
-        </w:rPr>
-        <w:t xml:space="preserve"> finance is now well established, identifying two main areas of relevance to a discussion of systematic investing. First, there is now a considerable body of theoretical and empirical evidence identifying how difficult it is for discretionary investors to make consistently reliable forecasts and decisions about risk allocation. Second, there is now recognition of the effect these psychological biases have on financial markets and the consequent opportunities for systematic investors.</w:t>
+        <w:t xml:space="preserve"> that was </w:t>
+      </w:r>
+      <w:r>
+        <w:rPr>
+          <w:rFonts w:ascii="Times New Roman" w:hAnsi="Times New Roman" w:cs="Times New Roman"/>
+          <w:sz w:val="24"/>
+          <w:szCs w:val="24"/>
+        </w:rPr>
+        <w:t>recognized</w:t>
+      </w:r>
+      <w:r>
+        <w:rPr>
+          <w:rFonts w:ascii="Times New Roman" w:hAnsi="Times New Roman" w:cs="Times New Roman"/>
+          <w:sz w:val="24"/>
+          <w:szCs w:val="24"/>
+        </w:rPr>
+        <w:t xml:space="preserve"> at least as far back as Jesse Livermore, in the quote above.</w:t>
+      </w:r>
+    </w:p>
+    <w:p>
+      <w:pPr>
+        <w:jc w:val="both"/>
+        <w:rPr>
+          <w:rFonts w:ascii="Times New Roman" w:hAnsi="Times New Roman" w:cs="Times New Roman"/>
+          <w:sz w:val="24"/>
+          <w:szCs w:val="24"/>
+        </w:rPr>
+      </w:pPr>
+      <w:r>
+        <w:rPr>
+          <w:rFonts w:ascii="Times New Roman" w:hAnsi="Times New Roman" w:cs="Times New Roman"/>
+          <w:sz w:val="24"/>
+          <w:szCs w:val="24"/>
+        </w:rPr>
+        <w:t>Interestingly, there is also a further element of Kahneman and Tversky’s theory which gets less attention. People are risk seeking when it comes to the opportunity to make very large profits (the large demand for lotteries being a classic example) and generally avoid the small probability of very large losses (evidenced by the large demand for insurance products).</w:t>
+      </w:r>
+    </w:p>
+    <w:p>
+      <w:pPr>
+        <w:jc w:val="both"/>
+        <w:rPr>
+          <w:rFonts w:ascii="Times New Roman" w:hAnsi="Times New Roman" w:cs="Times New Roman"/>
+          <w:sz w:val="24"/>
+          <w:szCs w:val="24"/>
+        </w:rPr>
+      </w:pPr>
+      <w:r>
+        <w:rPr>
+          <w:rFonts w:ascii="Times New Roman" w:hAnsi="Times New Roman" w:cs="Times New Roman"/>
+          <w:sz w:val="24"/>
+          <w:szCs w:val="24"/>
+        </w:rPr>
+        <w:lastRenderedPageBreak/>
+        <w:t>In related research Kahneman, Tversky and others have documented several additional errors that individuals tend to make around decisions, due to psychological biases. For example, generally individuals will rely on relatively little historical information to make predictions with high confidence (the law of small numbers), will tend to be overconfident about their own forecasting abilities and are generally overly optimistic. This is particularly acute when it comes to estimating the probability of future events occurring.</w:t>
+      </w:r>
+    </w:p>
+    <w:p>
+      <w:pPr>
+        <w:jc w:val="both"/>
+        <w:rPr>
+          <w:rFonts w:ascii="Times New Roman" w:hAnsi="Times New Roman" w:cs="Times New Roman"/>
+          <w:sz w:val="24"/>
+          <w:szCs w:val="24"/>
+        </w:rPr>
+      </w:pPr>
+      <w:r>
+        <w:rPr>
+          <w:rFonts w:ascii="Times New Roman" w:hAnsi="Times New Roman" w:cs="Times New Roman"/>
+          <w:sz w:val="24"/>
+          <w:szCs w:val="24"/>
+        </w:rPr>
+        <w:t>Subsequently</w:t>
+      </w:r>
+      <w:r>
+        <w:rPr>
+          <w:rFonts w:ascii="Times New Roman" w:hAnsi="Times New Roman" w:cs="Times New Roman"/>
+          <w:sz w:val="24"/>
+          <w:szCs w:val="24"/>
+        </w:rPr>
+        <w:t>,</w:t>
+      </w:r>
+      <w:r>
+        <w:rPr>
+          <w:rFonts w:ascii="Times New Roman" w:hAnsi="Times New Roman" w:cs="Times New Roman"/>
+          <w:sz w:val="24"/>
+          <w:szCs w:val="24"/>
+        </w:rPr>
+        <w:t xml:space="preserve"> </w:t>
+      </w:r>
+      <w:r>
+        <w:rPr>
+          <w:rFonts w:ascii="Times New Roman" w:hAnsi="Times New Roman" w:cs="Times New Roman"/>
+          <w:sz w:val="24"/>
+          <w:szCs w:val="24"/>
+        </w:rPr>
+        <w:t>scientific</w:t>
+      </w:r>
+      <w:r>
+        <w:rPr>
+          <w:rFonts w:ascii="Times New Roman" w:hAnsi="Times New Roman" w:cs="Times New Roman"/>
+          <w:sz w:val="24"/>
+          <w:szCs w:val="24"/>
+        </w:rPr>
+        <w:t xml:space="preserve"> literature has evolved to incorporate a deeper understanding of how financial market participant biases affect decision making. These biases are driven by additional factors which include cultural issues and extreme life events, some of which are documented in Fig.1.</w:t>
+      </w:r>
+    </w:p>
+    <w:p>
+      <w:pPr>
+        <w:jc w:val="both"/>
+        <w:rPr>
+          <w:rFonts w:ascii="Times New Roman" w:hAnsi="Times New Roman" w:cs="Times New Roman"/>
+          <w:sz w:val="24"/>
+          <w:szCs w:val="24"/>
+        </w:rPr>
+      </w:pPr>
+      <w:r>
+        <w:rPr>
+          <w:rFonts w:ascii="Times New Roman" w:hAnsi="Times New Roman" w:cs="Times New Roman"/>
+          <w:sz w:val="24"/>
+          <w:szCs w:val="24"/>
+        </w:rPr>
+        <w:t xml:space="preserve">There is strong evidence that individual investors like to buy stocks with lottery-like characteristics. This phenomenon is particularly prevalent in areas where there is high lottery </w:t>
+      </w:r>
+      <w:r>
+        <w:rPr>
+          <w:rFonts w:ascii="Times New Roman" w:hAnsi="Times New Roman" w:cs="Times New Roman"/>
+          <w:sz w:val="24"/>
+          <w:szCs w:val="24"/>
+        </w:rPr>
+        <w:t>participation and</w:t>
+      </w:r>
+      <w:r>
+        <w:rPr>
+          <w:rFonts w:ascii="Times New Roman" w:hAnsi="Times New Roman" w:cs="Times New Roman"/>
+          <w:sz w:val="24"/>
+          <w:szCs w:val="24"/>
+        </w:rPr>
+        <w:t xml:space="preserve"> appears to be driven by cultural issues. Factors which induce greater expenditure in lotteries also induce greater investment in lottery-type stocks. Poor, young men who live in urban, Republican dominated regions and belong to specific minority and religious groups invest more in lottery type stocks.</w:t>
+      </w:r>
+    </w:p>
+    <w:p>
+      <w:pPr>
+        <w:jc w:val="both"/>
+        <w:rPr>
+          <w:rFonts w:ascii="Times New Roman" w:hAnsi="Times New Roman" w:cs="Times New Roman"/>
+          <w:sz w:val="24"/>
+          <w:szCs w:val="24"/>
+        </w:rPr>
+      </w:pPr>
+      <w:r>
+        <w:rPr>
+          <w:rFonts w:ascii="Times New Roman" w:hAnsi="Times New Roman" w:cs="Times New Roman"/>
+          <w:sz w:val="24"/>
+          <w:szCs w:val="24"/>
+        </w:rPr>
+        <w:t>Extreme life events such as marriage and divorce have been shown to affect fund manager performance. In the years surrounding both marriage and divorce investors exhibit lower realized returns, their stock selection skills are poorer, and their risk adjusted returns deteriorate, and are weaker compared to control samples. This also holds for hedge fund managers.</w:t>
+      </w:r>
+    </w:p>
+    <w:p>
+      <w:pPr>
+        <w:jc w:val="both"/>
+        <w:rPr>
+          <w:rFonts w:ascii="Times New Roman" w:hAnsi="Times New Roman" w:cs="Times New Roman"/>
+          <w:sz w:val="24"/>
+          <w:szCs w:val="24"/>
+        </w:rPr>
+      </w:pPr>
+      <w:r>
+        <w:rPr>
+          <w:rFonts w:ascii="Times New Roman" w:hAnsi="Times New Roman" w:cs="Times New Roman"/>
+          <w:sz w:val="24"/>
+          <w:szCs w:val="24"/>
+        </w:rPr>
+        <w:t xml:space="preserve">Recent evidence by researchers at the University of Miami documents investors tending to </w:t>
+      </w:r>
+      <w:r>
+        <w:rPr>
+          <w:rFonts w:ascii="Times New Roman" w:hAnsi="Times New Roman" w:cs="Times New Roman"/>
+          <w:sz w:val="24"/>
+          <w:szCs w:val="24"/>
+        </w:rPr>
+        <w:t>favor</w:t>
+      </w:r>
+      <w:r>
+        <w:rPr>
+          <w:rFonts w:ascii="Times New Roman" w:hAnsi="Times New Roman" w:cs="Times New Roman"/>
+          <w:sz w:val="24"/>
+          <w:szCs w:val="24"/>
+        </w:rPr>
+        <w:t xml:space="preserve"> funds managed by managers from a similar cultural background to themselves. Their evidence shows that US mutual funds managed by individuals with foreign sounding names experience 10% per annum lower inflows than otherwise identical funds</w:t>
+      </w:r>
+      <w:r>
+        <w:rPr>
+          <w:rFonts w:ascii="Times New Roman" w:hAnsi="Times New Roman" w:cs="Times New Roman"/>
+          <w:sz w:val="24"/>
+          <w:szCs w:val="24"/>
+        </w:rPr>
+        <w:t>.</w:t>
+      </w:r>
+    </w:p>
+    <w:p>
+      <w:pPr>
+        <w:jc w:val="both"/>
+        <w:rPr>
+          <w:rFonts w:ascii="Times New Roman" w:hAnsi="Times New Roman" w:cs="Times New Roman"/>
+          <w:sz w:val="24"/>
+          <w:szCs w:val="24"/>
+        </w:rPr>
+      </w:pPr>
+      <w:r>
+        <w:rPr>
+          <w:rFonts w:ascii="Times New Roman" w:hAnsi="Times New Roman" w:cs="Times New Roman"/>
+          <w:sz w:val="24"/>
+          <w:szCs w:val="24"/>
+        </w:rPr>
+        <w:t>All of the above evidence points to the human frailties which make discretionary investing so difficult to pursue successfully over a long period in a consistent fashion.</w:t>
       </w:r>
     </w:p>
     <w:p>
@@ -254,376 +554,9 @@
           <w:sz w:val="24"/>
           <w:szCs w:val="24"/>
         </w:rPr>
-        <w:t>1.1. Discretionary trading and human psychology</w:t>
-      </w:r>
-    </w:p>
-    <w:p>
-      <w:pPr>
-        <w:jc w:val="both"/>
-        <w:rPr>
-          <w:rFonts w:ascii="Times New Roman" w:hAnsi="Times New Roman" w:cs="Times New Roman"/>
-          <w:sz w:val="24"/>
-          <w:szCs w:val="24"/>
-        </w:rPr>
-      </w:pPr>
-      <w:r>
-        <w:rPr>
-          <w:rFonts w:ascii="Times New Roman" w:hAnsi="Times New Roman" w:cs="Times New Roman"/>
-          <w:sz w:val="24"/>
-          <w:szCs w:val="24"/>
-        </w:rPr>
-        <w:t>In 1979 two psychologists, Daniel Kahneman and Amos Tversky, published a groundbreaking paper on decision making under uncertainty. The authors describe a theory supported by experimental evidence, which predicts (irrational) attitudes to risk aversion and risk seeking, when individuals are making decisions with no certainty about the outcome.</w:t>
-      </w:r>
-    </w:p>
-    <w:p>
-      <w:pPr>
-        <w:jc w:val="both"/>
-        <w:rPr>
-          <w:rFonts w:ascii="Times New Roman" w:hAnsi="Times New Roman" w:cs="Times New Roman"/>
-          <w:sz w:val="24"/>
-          <w:szCs w:val="24"/>
-        </w:rPr>
-      </w:pPr>
-      <w:r>
-        <w:rPr>
-          <w:rFonts w:ascii="Times New Roman" w:hAnsi="Times New Roman" w:cs="Times New Roman"/>
-          <w:sz w:val="24"/>
-          <w:szCs w:val="24"/>
-        </w:rPr>
-        <w:t xml:space="preserve">The </w:t>
-      </w:r>
-      <w:proofErr w:type="gramStart"/>
-      <w:r>
-        <w:rPr>
-          <w:rFonts w:ascii="Times New Roman" w:hAnsi="Times New Roman" w:cs="Times New Roman"/>
-          <w:sz w:val="24"/>
-          <w:szCs w:val="24"/>
-        </w:rPr>
-        <w:t>principle</w:t>
-      </w:r>
-      <w:proofErr w:type="gramEnd"/>
-      <w:r>
-        <w:rPr>
-          <w:rFonts w:ascii="Times New Roman" w:hAnsi="Times New Roman" w:cs="Times New Roman"/>
-          <w:sz w:val="24"/>
-          <w:szCs w:val="24"/>
-        </w:rPr>
-        <w:t xml:space="preserve"> decision making error by individuals is that they avoid </w:t>
-      </w:r>
-      <w:r>
-        <w:rPr>
-          <w:rFonts w:ascii="Times New Roman" w:hAnsi="Times New Roman" w:cs="Times New Roman"/>
-          <w:sz w:val="24"/>
-          <w:szCs w:val="24"/>
-        </w:rPr>
-        <w:t>crystallizing</w:t>
-      </w:r>
-      <w:r>
-        <w:rPr>
-          <w:rFonts w:ascii="Times New Roman" w:hAnsi="Times New Roman" w:cs="Times New Roman"/>
-          <w:sz w:val="24"/>
-          <w:szCs w:val="24"/>
-        </w:rPr>
-        <w:t xml:space="preserve"> small losses (risk seeking when it comes to small losses) while at the same time </w:t>
-      </w:r>
-      <w:r>
-        <w:rPr>
-          <w:rFonts w:ascii="Times New Roman" w:hAnsi="Times New Roman" w:cs="Times New Roman"/>
-          <w:sz w:val="24"/>
-          <w:szCs w:val="24"/>
-        </w:rPr>
-        <w:t>realize</w:t>
-      </w:r>
-      <w:r>
-        <w:rPr>
-          <w:rFonts w:ascii="Times New Roman" w:hAnsi="Times New Roman" w:cs="Times New Roman"/>
-          <w:sz w:val="24"/>
-          <w:szCs w:val="24"/>
-        </w:rPr>
-        <w:t xml:space="preserve"> profits too soon (risk averse when it comes to profits). Though the focus of the two psychologists’ work was not financial markets, this is a feature of investing </w:t>
-      </w:r>
-      <w:r>
-        <w:rPr>
-          <w:rFonts w:ascii="Times New Roman" w:hAnsi="Times New Roman" w:cs="Times New Roman"/>
-          <w:sz w:val="24"/>
-          <w:szCs w:val="24"/>
-        </w:rPr>
-        <w:t>behavior</w:t>
-      </w:r>
-      <w:r>
-        <w:rPr>
-          <w:rFonts w:ascii="Times New Roman" w:hAnsi="Times New Roman" w:cs="Times New Roman"/>
-          <w:sz w:val="24"/>
-          <w:szCs w:val="24"/>
-        </w:rPr>
-        <w:t xml:space="preserve"> that was </w:t>
-      </w:r>
-      <w:r>
-        <w:rPr>
-          <w:rFonts w:ascii="Times New Roman" w:hAnsi="Times New Roman" w:cs="Times New Roman"/>
-          <w:sz w:val="24"/>
-          <w:szCs w:val="24"/>
-        </w:rPr>
-        <w:t>recognized</w:t>
-      </w:r>
-      <w:r>
-        <w:rPr>
-          <w:rFonts w:ascii="Times New Roman" w:hAnsi="Times New Roman" w:cs="Times New Roman"/>
-          <w:sz w:val="24"/>
-          <w:szCs w:val="24"/>
-        </w:rPr>
-        <w:t xml:space="preserve"> at least as far back as Jesse Livermore, in the quote above.</w:t>
-      </w:r>
-    </w:p>
-    <w:p>
-      <w:pPr>
-        <w:jc w:val="both"/>
-        <w:rPr>
-          <w:rFonts w:ascii="Times New Roman" w:hAnsi="Times New Roman" w:cs="Times New Roman"/>
-          <w:sz w:val="24"/>
-          <w:szCs w:val="24"/>
-        </w:rPr>
-      </w:pPr>
-      <w:r>
-        <w:rPr>
-          <w:rFonts w:ascii="Times New Roman" w:hAnsi="Times New Roman" w:cs="Times New Roman"/>
-          <w:sz w:val="24"/>
-          <w:szCs w:val="24"/>
-        </w:rPr>
-        <w:t>Interestingly, there is also a further element of Kahneman and Tversky’s theory which gets less attention. People are risk seeking when it comes to the opportunity to make very large profits (the large demand for lotteries being a classic example) and generally avoid the small probability of very large losses (evidenced by the large demand for insurance products).</w:t>
-      </w:r>
-    </w:p>
-    <w:p>
-      <w:pPr>
-        <w:jc w:val="both"/>
-        <w:rPr>
-          <w:rFonts w:ascii="Times New Roman" w:hAnsi="Times New Roman" w:cs="Times New Roman"/>
-          <w:sz w:val="24"/>
-          <w:szCs w:val="24"/>
-        </w:rPr>
-      </w:pPr>
-      <w:r>
-        <w:rPr>
-          <w:rFonts w:ascii="Times New Roman" w:hAnsi="Times New Roman" w:cs="Times New Roman"/>
-          <w:sz w:val="24"/>
-          <w:szCs w:val="24"/>
-        </w:rPr>
-        <w:lastRenderedPageBreak/>
-        <w:t>In related research Kahneman, Tversky and others have documented several additional errors that individuals tend to make around decisions, due to psychological biases. For example, generally individuals will rely on relatively little historical information to make predictions with high confidence (the law of small numbers), will tend to be overconfident about their own forecasting abilities and are generally overly optimistic. This is particularly acute when it comes to estimating the probability of future events occurring.</w:t>
-      </w:r>
-    </w:p>
-    <w:p>
-      <w:pPr>
-        <w:jc w:val="both"/>
-        <w:rPr>
-          <w:rFonts w:ascii="Times New Roman" w:hAnsi="Times New Roman" w:cs="Times New Roman"/>
-          <w:sz w:val="24"/>
-          <w:szCs w:val="24"/>
-        </w:rPr>
-      </w:pPr>
-      <w:r>
-        <w:rPr>
-          <w:rFonts w:ascii="Times New Roman" w:hAnsi="Times New Roman" w:cs="Times New Roman"/>
-          <w:sz w:val="24"/>
-          <w:szCs w:val="24"/>
-        </w:rPr>
-        <w:t>Subsequently</w:t>
-      </w:r>
-      <w:r>
-        <w:rPr>
-          <w:rFonts w:ascii="Times New Roman" w:hAnsi="Times New Roman" w:cs="Times New Roman"/>
-          <w:sz w:val="24"/>
-          <w:szCs w:val="24"/>
-        </w:rPr>
-        <w:t>,</w:t>
-      </w:r>
-      <w:r>
-        <w:rPr>
-          <w:rFonts w:ascii="Times New Roman" w:hAnsi="Times New Roman" w:cs="Times New Roman"/>
-          <w:sz w:val="24"/>
-          <w:szCs w:val="24"/>
-        </w:rPr>
-        <w:t xml:space="preserve"> </w:t>
-      </w:r>
-      <w:r>
-        <w:rPr>
-          <w:rFonts w:ascii="Times New Roman" w:hAnsi="Times New Roman" w:cs="Times New Roman"/>
-          <w:sz w:val="24"/>
-          <w:szCs w:val="24"/>
-        </w:rPr>
-        <w:t>scientific</w:t>
-      </w:r>
-      <w:r>
-        <w:rPr>
-          <w:rFonts w:ascii="Times New Roman" w:hAnsi="Times New Roman" w:cs="Times New Roman"/>
-          <w:sz w:val="24"/>
-          <w:szCs w:val="24"/>
-        </w:rPr>
-        <w:t xml:space="preserve"> literature has evolved to incorporate a deeper understanding of how financial market participant biases affect decision making. These biases are driven by additional factors which include cultural issues and extreme life events, some of which are documented in Fig.1.</w:t>
-      </w:r>
-    </w:p>
-    <w:p>
-      <w:pPr>
-        <w:jc w:val="both"/>
-        <w:rPr>
-          <w:rFonts w:ascii="Times New Roman" w:hAnsi="Times New Roman" w:cs="Times New Roman"/>
-          <w:sz w:val="24"/>
-          <w:szCs w:val="24"/>
-        </w:rPr>
-      </w:pPr>
-      <w:r>
-        <w:rPr>
-          <w:rFonts w:ascii="Times New Roman" w:hAnsi="Times New Roman" w:cs="Times New Roman"/>
-          <w:sz w:val="24"/>
-          <w:szCs w:val="24"/>
-        </w:rPr>
-        <w:t xml:space="preserve">There is strong evidence that individual investors like to buy stocks with lottery-like characteristics. This phenomenon is particularly prevalent in areas where there is high lottery </w:t>
-      </w:r>
-      <w:r>
-        <w:rPr>
-          <w:rFonts w:ascii="Times New Roman" w:hAnsi="Times New Roman" w:cs="Times New Roman"/>
-          <w:sz w:val="24"/>
-          <w:szCs w:val="24"/>
-        </w:rPr>
-        <w:t>participation and</w:t>
-      </w:r>
-      <w:r>
-        <w:rPr>
-          <w:rFonts w:ascii="Times New Roman" w:hAnsi="Times New Roman" w:cs="Times New Roman"/>
-          <w:sz w:val="24"/>
-          <w:szCs w:val="24"/>
-        </w:rPr>
-        <w:t xml:space="preserve"> appears to be driven by cultural issues. Factors which induce greater expenditure in lotteries also induce greater investment in lottery-type stocks. Poor, young men who live in urban, Republican dominated regions and belong to specific minority and religious groups invest more in lottery type stocks.</w:t>
-      </w:r>
-    </w:p>
-    <w:p>
-      <w:pPr>
-        <w:jc w:val="both"/>
-        <w:rPr>
-          <w:rFonts w:ascii="Times New Roman" w:hAnsi="Times New Roman" w:cs="Times New Roman"/>
-          <w:sz w:val="24"/>
-          <w:szCs w:val="24"/>
-        </w:rPr>
-      </w:pPr>
-      <w:r>
-        <w:rPr>
-          <w:rFonts w:ascii="Times New Roman" w:hAnsi="Times New Roman" w:cs="Times New Roman"/>
-          <w:sz w:val="24"/>
-          <w:szCs w:val="24"/>
-        </w:rPr>
-        <w:t xml:space="preserve">Extreme life events such as marriage and divorce have been shown to affect fund manager performance. In the years surrounding both marriage and divorce investors exhibit lower realized returns, their stock selection skills are poorer, and their risk adjusted returns deteriorate, and are weaker compared to control samples. This </w:t>
-      </w:r>
-      <w:proofErr w:type="gramStart"/>
-      <w:r>
-        <w:rPr>
-          <w:rFonts w:ascii="Times New Roman" w:hAnsi="Times New Roman" w:cs="Times New Roman"/>
-          <w:sz w:val="24"/>
-          <w:szCs w:val="24"/>
-        </w:rPr>
-        <w:t>also holds</w:t>
-      </w:r>
-      <w:proofErr w:type="gramEnd"/>
-      <w:r>
-        <w:rPr>
-          <w:rFonts w:ascii="Times New Roman" w:hAnsi="Times New Roman" w:cs="Times New Roman"/>
-          <w:sz w:val="24"/>
-          <w:szCs w:val="24"/>
-        </w:rPr>
-        <w:t xml:space="preserve"> for hedge fund managers.</w:t>
-      </w:r>
-    </w:p>
-    <w:p>
-      <w:pPr>
-        <w:jc w:val="both"/>
-        <w:rPr>
-          <w:rFonts w:ascii="Times New Roman" w:hAnsi="Times New Roman" w:cs="Times New Roman"/>
-          <w:sz w:val="24"/>
-          <w:szCs w:val="24"/>
-        </w:rPr>
-      </w:pPr>
-      <w:r>
-        <w:rPr>
-          <w:rFonts w:ascii="Times New Roman" w:hAnsi="Times New Roman" w:cs="Times New Roman"/>
-          <w:sz w:val="24"/>
-          <w:szCs w:val="24"/>
-        </w:rPr>
-        <w:t xml:space="preserve">Recent evidence by researchers at the University of Miami documents investors tending to </w:t>
-      </w:r>
-      <w:r>
-        <w:rPr>
-          <w:rFonts w:ascii="Times New Roman" w:hAnsi="Times New Roman" w:cs="Times New Roman"/>
-          <w:sz w:val="24"/>
-          <w:szCs w:val="24"/>
-        </w:rPr>
-        <w:t>favor</w:t>
-      </w:r>
-      <w:r>
-        <w:rPr>
-          <w:rFonts w:ascii="Times New Roman" w:hAnsi="Times New Roman" w:cs="Times New Roman"/>
-          <w:sz w:val="24"/>
-          <w:szCs w:val="24"/>
-        </w:rPr>
-        <w:t xml:space="preserve"> funds managed by managers from a similar cultural background to themselves. Their evidence shows that US mutual funds managed by individuals with foreign sounding names experience 10% per annum lower inflows </w:t>
-      </w:r>
-      <w:proofErr w:type="gramStart"/>
-      <w:r>
-        <w:rPr>
-          <w:rFonts w:ascii="Times New Roman" w:hAnsi="Times New Roman" w:cs="Times New Roman"/>
-          <w:sz w:val="24"/>
-          <w:szCs w:val="24"/>
-        </w:rPr>
-        <w:t>than otherwise</w:t>
-      </w:r>
-      <w:proofErr w:type="gramEnd"/>
-      <w:r>
-        <w:rPr>
-          <w:rFonts w:ascii="Times New Roman" w:hAnsi="Times New Roman" w:cs="Times New Roman"/>
-          <w:sz w:val="24"/>
-          <w:szCs w:val="24"/>
-        </w:rPr>
-        <w:t xml:space="preserve"> identical funds</w:t>
-      </w:r>
-      <w:r>
-        <w:rPr>
-          <w:rFonts w:ascii="Times New Roman" w:hAnsi="Times New Roman" w:cs="Times New Roman"/>
-          <w:sz w:val="24"/>
-          <w:szCs w:val="24"/>
-        </w:rPr>
-        <w:t>.</w:t>
-      </w:r>
-    </w:p>
-    <w:p>
-      <w:pPr>
-        <w:jc w:val="both"/>
-        <w:rPr>
-          <w:rFonts w:ascii="Times New Roman" w:hAnsi="Times New Roman" w:cs="Times New Roman"/>
-          <w:sz w:val="24"/>
-          <w:szCs w:val="24"/>
-        </w:rPr>
-      </w:pPr>
-      <w:proofErr w:type="gramStart"/>
-      <w:r>
-        <w:rPr>
-          <w:rFonts w:ascii="Times New Roman" w:hAnsi="Times New Roman" w:cs="Times New Roman"/>
-          <w:sz w:val="24"/>
-          <w:szCs w:val="24"/>
-        </w:rPr>
-        <w:t>All of</w:t>
-      </w:r>
-      <w:proofErr w:type="gramEnd"/>
-      <w:r>
-        <w:rPr>
-          <w:rFonts w:ascii="Times New Roman" w:hAnsi="Times New Roman" w:cs="Times New Roman"/>
-          <w:sz w:val="24"/>
-          <w:szCs w:val="24"/>
-        </w:rPr>
-        <w:t xml:space="preserve"> the above evidence points to the human frailties which make discretionary investing so difficult to pursue successfully over a long period in a consistent fashion.</w:t>
-      </w:r>
-    </w:p>
-    <w:p>
-      <w:pPr>
-        <w:ind w:firstLine="720"/>
-        <w:jc w:val="both"/>
+        <w:t xml:space="preserve">1.2. How human </w:t>
+      </w:r>
+      <w:r>
         <w:rPr>
           <w:rFonts w:ascii="Times New Roman" w:hAnsi="Times New Roman" w:cs="Times New Roman"/>
           <w:i/>
@@ -631,7 +564,8 @@
           <w:sz w:val="24"/>
           <w:szCs w:val="24"/>
         </w:rPr>
-      </w:pPr>
+        <w:t>behavior</w:t>
+      </w:r>
       <w:r>
         <w:rPr>
           <w:rFonts w:ascii="Times New Roman" w:hAnsi="Times New Roman" w:cs="Times New Roman"/>
@@ -640,26 +574,6 @@
           <w:sz w:val="24"/>
           <w:szCs w:val="24"/>
         </w:rPr>
-        <w:t xml:space="preserve">1.2. How human </w:t>
-      </w:r>
-      <w:r>
-        <w:rPr>
-          <w:rFonts w:ascii="Times New Roman" w:hAnsi="Times New Roman" w:cs="Times New Roman"/>
-          <w:i/>
-          <w:iCs/>
-          <w:sz w:val="24"/>
-          <w:szCs w:val="24"/>
-        </w:rPr>
-        <w:t>behavior</w:t>
-      </w:r>
-      <w:r>
-        <w:rPr>
-          <w:rFonts w:ascii="Times New Roman" w:hAnsi="Times New Roman" w:cs="Times New Roman"/>
-          <w:i/>
-          <w:iCs/>
-          <w:sz w:val="24"/>
-          <w:szCs w:val="24"/>
-        </w:rPr>
         <w:t xml:space="preserve"> generates opportunities for systematic traders</w:t>
       </w:r>
     </w:p>
@@ -744,25 +658,7 @@
           <w:sz w:val="24"/>
           <w:szCs w:val="24"/>
         </w:rPr>
-        <w:t xml:space="preserve">By maintaining the discipline of operating systematically, an adaptable systematic strategy manages both to avoid human behavioral biases, and to exploit the trends created by this behavior. This example emphasized how effective the simple philosophy of running profits and cutting losing positions can be, but how difficult it </w:t>
-      </w:r>
-      <w:proofErr w:type="gramStart"/>
-      <w:r>
-        <w:rPr>
-          <w:rFonts w:ascii="Times New Roman" w:hAnsi="Times New Roman" w:cs="Times New Roman"/>
-          <w:sz w:val="24"/>
-          <w:szCs w:val="24"/>
-        </w:rPr>
-        <w:t>is in practice</w:t>
-      </w:r>
-      <w:proofErr w:type="gramEnd"/>
-      <w:r>
-        <w:rPr>
-          <w:rFonts w:ascii="Times New Roman" w:hAnsi="Times New Roman" w:cs="Times New Roman"/>
-          <w:sz w:val="24"/>
-          <w:szCs w:val="24"/>
-        </w:rPr>
-        <w:t xml:space="preserve"> for discretionary investors to achieve.</w:t>
+        <w:t>By maintaining the discipline of operating systematically, an adaptable systematic strategy manages both to avoid human behavioral biases, and to exploit the trends created by this behavior. This example emphasized how effective the simple philosophy of running profits and cutting losing positions can be, but how difficult it is in practice for discretionary investors to achieve.</w:t>
       </w:r>
     </w:p>
     <w:p>
@@ -814,7 +710,6 @@
           <w:sz w:val="24"/>
           <w:szCs w:val="24"/>
         </w:rPr>
-        <w:lastRenderedPageBreak/>
         <w:t>Figure 1: The Emotions of Investing Simplified</w:t>
       </w:r>
     </w:p>
@@ -850,7 +745,7 @@
                     <pic:cNvPicPr/>
                   </pic:nvPicPr>
                   <pic:blipFill>
-                    <a:blip r:embed="rId7"/>
+                    <a:blip r:embed="rId9"/>
                     <a:stretch>
                       <a:fillRect/>
                     </a:stretch>
@@ -919,25 +814,7 @@
           <w:sz w:val="24"/>
           <w:szCs w:val="24"/>
         </w:rPr>
-        <w:t xml:space="preserve">A systematic investment approach offers key additional benefits in terms of implementation, particularly when </w:t>
-      </w:r>
-      <w:proofErr w:type="gramStart"/>
-      <w:r>
-        <w:rPr>
-          <w:rFonts w:ascii="Times New Roman" w:hAnsi="Times New Roman" w:cs="Times New Roman"/>
-          <w:sz w:val="24"/>
-          <w:szCs w:val="24"/>
-        </w:rPr>
-        <w:t>operated at</w:t>
-      </w:r>
-      <w:proofErr w:type="gramEnd"/>
-      <w:r>
-        <w:rPr>
-          <w:rFonts w:ascii="Times New Roman" w:hAnsi="Times New Roman" w:cs="Times New Roman"/>
-          <w:sz w:val="24"/>
-          <w:szCs w:val="24"/>
-        </w:rPr>
-        <w:t xml:space="preserve"> scale. </w:t>
+        <w:t xml:space="preserve">A systematic investment approach offers key additional benefits in terms of implementation, particularly when operated at scale. </w:t>
       </w:r>
       <w:r>
         <w:rPr>
@@ -969,43 +846,7 @@
           <w:sz w:val="24"/>
           <w:szCs w:val="24"/>
         </w:rPr>
-        <w:t xml:space="preserve"> </w:t>
-      </w:r>
-      <w:proofErr w:type="gramStart"/>
-      <w:r>
-        <w:rPr>
-          <w:rFonts w:ascii="Times New Roman" w:hAnsi="Times New Roman" w:cs="Times New Roman"/>
-          <w:sz w:val="24"/>
-          <w:szCs w:val="24"/>
-        </w:rPr>
-        <w:t>are able to</w:t>
-      </w:r>
-      <w:proofErr w:type="gramEnd"/>
-      <w:r>
-        <w:rPr>
-          <w:rFonts w:ascii="Times New Roman" w:hAnsi="Times New Roman" w:cs="Times New Roman"/>
-          <w:sz w:val="24"/>
-          <w:szCs w:val="24"/>
-        </w:rPr>
-        <w:t xml:space="preserve"> trade globally and operate around the clock. A typical system in the futures space can trade well over 100 assets on multiple exchanges around the world, and a systematic equity trading strategy may monitor and trade in several thousand stocks. Because </w:t>
-      </w:r>
-      <w:proofErr w:type="gramStart"/>
-      <w:r>
-        <w:rPr>
-          <w:rFonts w:ascii="Times New Roman" w:hAnsi="Times New Roman" w:cs="Times New Roman"/>
-          <w:sz w:val="24"/>
-          <w:szCs w:val="24"/>
-        </w:rPr>
-        <w:t>all of</w:t>
-      </w:r>
-      <w:proofErr w:type="gramEnd"/>
-      <w:r>
-        <w:rPr>
-          <w:rFonts w:ascii="Times New Roman" w:hAnsi="Times New Roman" w:cs="Times New Roman"/>
-          <w:sz w:val="24"/>
-          <w:szCs w:val="24"/>
-        </w:rPr>
-        <w:t xml:space="preserve"> the decision making and investment processes are automated, processing of new information, risk monitoring, signal generation and trade execution can be implemented continuously.</w:t>
+        <w:t xml:space="preserve"> are able to trade globally and operate around the clock. A typical system in the futures space can trade well over 100 assets on multiple exchanges around the world, and a systematic equity trading strategy may monitor and trade in several thousand stocks. Because all of the decision making and investment processes are automated, processing of new information, risk monitoring, signal generation and trade execution can be implemented continuously.</w:t>
       </w:r>
     </w:p>
     <w:p>
@@ -1041,43 +882,7 @@
           <w:sz w:val="24"/>
           <w:szCs w:val="24"/>
         </w:rPr>
-        <w:t xml:space="preserve">This scalability of both markets traded and strategies which can be </w:t>
-      </w:r>
-      <w:proofErr w:type="spellStart"/>
-      <w:r>
-        <w:rPr>
-          <w:rFonts w:ascii="Times New Roman" w:hAnsi="Times New Roman" w:cs="Times New Roman"/>
-          <w:sz w:val="24"/>
-          <w:szCs w:val="24"/>
-        </w:rPr>
-        <w:t>utilised</w:t>
-      </w:r>
-      <w:proofErr w:type="spellEnd"/>
-      <w:r>
-        <w:rPr>
-          <w:rFonts w:ascii="Times New Roman" w:hAnsi="Times New Roman" w:cs="Times New Roman"/>
-          <w:sz w:val="24"/>
-          <w:szCs w:val="24"/>
-        </w:rPr>
-        <w:t xml:space="preserve"> increases the potential diversification in a systematically operated portfolio. And this in turn means that more potential trading strategies become worthwhile pursuing: systematic traders can focus on marginal effects in the </w:t>
-      </w:r>
-      <w:proofErr w:type="gramStart"/>
-      <w:r>
-        <w:rPr>
-          <w:rFonts w:ascii="Times New Roman" w:hAnsi="Times New Roman" w:cs="Times New Roman"/>
-          <w:sz w:val="24"/>
-          <w:szCs w:val="24"/>
-        </w:rPr>
-        <w:t>markets</w:t>
-      </w:r>
-      <w:proofErr w:type="gramEnd"/>
-      <w:r>
-        <w:rPr>
-          <w:rFonts w:ascii="Times New Roman" w:hAnsi="Times New Roman" w:cs="Times New Roman"/>
-          <w:sz w:val="24"/>
-          <w:szCs w:val="24"/>
-        </w:rPr>
-        <w:t xml:space="preserve"> which may only have a </w:t>
+        <w:t xml:space="preserve">This scalability of both markets traded and strategies which can be utilised increases the potential diversification in a systematically operated portfolio. And this in turn means that more potential trading strategies become worthwhile pursuing: systematic traders can focus on marginal effects in the markets which may only have a </w:t>
       </w:r>
       <w:r>
         <w:rPr>
@@ -1194,25 +999,8 @@
           <w:sz w:val="24"/>
           <w:szCs w:val="24"/>
         </w:rPr>
-        <w:t xml:space="preserve">Statistical techniques allow for relatively accurate forecasting of short-term volatility. This means systematic managers </w:t>
-      </w:r>
-      <w:proofErr w:type="gramStart"/>
-      <w:r>
-        <w:rPr>
-          <w:rFonts w:ascii="Times New Roman" w:hAnsi="Times New Roman" w:cs="Times New Roman"/>
-          <w:sz w:val="24"/>
-          <w:szCs w:val="24"/>
-        </w:rPr>
-        <w:t>are able to</w:t>
-      </w:r>
-      <w:proofErr w:type="gramEnd"/>
-      <w:r>
-        <w:rPr>
-          <w:rFonts w:ascii="Times New Roman" w:hAnsi="Times New Roman" w:cs="Times New Roman"/>
-          <w:sz w:val="24"/>
-          <w:szCs w:val="24"/>
-        </w:rPr>
-        <w:t xml:space="preserve"> ensure </w:t>
+        <w:lastRenderedPageBreak/>
+        <w:t xml:space="preserve">Statistical techniques allow for relatively accurate forecasting of short-term volatility. This means systematic managers are able to ensure </w:t>
       </w:r>
       <w:r>
         <w:rPr>
@@ -1228,16 +1016,7 @@
           <w:sz w:val="24"/>
           <w:szCs w:val="24"/>
         </w:rPr>
-        <w:t xml:space="preserve"> asset level risk lies within a relatively narrow band. </w:t>
-      </w:r>
-      <w:r>
-        <w:rPr>
-          <w:rFonts w:ascii="Times New Roman" w:hAnsi="Times New Roman" w:cs="Times New Roman"/>
-          <w:sz w:val="24"/>
-          <w:szCs w:val="24"/>
-        </w:rPr>
-        <w:lastRenderedPageBreak/>
-        <w:t>Augmenting this with correlation forecasts allows the portfolio to be constructed using rigorous statistical methods.</w:t>
+        <w:t xml:space="preserve"> asset level risk lies within a relatively narrow band. Augmenting this with correlation forecasts allows the portfolio to be constructed using rigorous statistical methods.</w:t>
       </w:r>
     </w:p>
     <w:p>
@@ -1561,7 +1340,15 @@
           <w:sz w:val="24"/>
           <w:szCs w:val="24"/>
         </w:rPr>
-        <w:t>clients,</w:t>
+        <w:t>partners</w:t>
+      </w:r>
+      <w:r>
+        <w:rPr>
+          <w:rFonts w:ascii="Times New Roman" w:hAnsi="Times New Roman" w:cs="Times New Roman"/>
+          <w:sz w:val="24"/>
+          <w:szCs w:val="24"/>
+        </w:rPr>
+        <w:t>,</w:t>
       </w:r>
       <w:r>
         <w:rPr>
@@ -1591,6 +1378,8 @@
       </w:r>
     </w:p>
     <w:sectPr>
+      <w:headerReference w:type="default" r:id="rId10"/>
+      <w:footerReference w:type="default" r:id="rId11"/>
       <w:pgSz w:w="12240" w:h="15840"/>
       <w:pgMar w:top="1417" w:right="1417" w:bottom="851" w:left="1417" w:header="708" w:footer="708" w:gutter="0"/>
       <w:cols w:space="708"/>
@@ -1598,6 +1387,261 @@
     </w:sectPr>
   </w:body>
 </w:document>
+</file>
+
+<file path=word/endnotes.xml><?xml version="1.0" encoding="utf-8"?>
+<w:endnotes xmlns:wpc="http://schemas.microsoft.com/office/word/2010/wordprocessingCanvas" xmlns:cx="http://schemas.microsoft.com/office/drawing/2014/chartex" xmlns:cx1="http://schemas.microsoft.com/office/drawing/2015/9/8/chartex" xmlns:cx2="http://schemas.microsoft.com/office/drawing/2015/10/21/chartex" xmlns:cx3="http://schemas.microsoft.com/office/drawing/2016/5/9/chartex" xmlns:cx4="http://schemas.microsoft.com/office/drawing/2016/5/10/chartex" xmlns:cx5="http://schemas.microsoft.com/office/drawing/2016/5/11/chartex" xmlns:cx6="http://schemas.microsoft.com/office/drawing/2016/5/12/chartex" xmlns:cx7="http://schemas.microsoft.com/office/drawing/2016/5/13/chartex" xmlns:cx8="http://schemas.microsoft.com/office/drawing/2016/5/14/chartex" xmlns:mc="http://schemas.openxmlformats.org/markup-compatibility/2006" xmlns:aink="http://schemas.microsoft.com/office/drawing/2016/ink" xmlns:am3d="http://schemas.microsoft.com/office/drawing/2017/model3d" xmlns:o="urn:schemas-microsoft-com:office:office" xmlns:oel="http://schemas.microsoft.com/office/2019/extlst" xmlns:r="http://schemas.openxmlformats.org/officeDocument/2006/relationships" xmlns:m="http://schemas.openxmlformats.org/officeDocument/2006/math" xmlns:v="urn:schemas-microsoft-com:vml" xmlns:wp14="http://schemas.microsoft.com/office/word/2010/wordprocessingDrawing" xmlns:wp="http://schemas.openxmlformats.org/drawingml/2006/wordprocessingDrawing" xmlns:w10="urn:schemas-microsoft-com:office:word" xmlns:w="http://schemas.openxmlformats.org/wordprocessingml/2006/main" xmlns:w14="http://schemas.microsoft.com/office/word/2010/wordml" xmlns:w15="http://schemas.microsoft.com/office/word/2012/wordml" xmlns:w16cex="http://schemas.microsoft.com/office/word/2018/wordml/cex" xmlns:w16cid="http://schemas.microsoft.com/office/word/2016/wordml/cid" xmlns:w16="http://schemas.microsoft.com/office/word/2018/wordml" xmlns:w16du="http://schemas.microsoft.com/office/word/2023/wordml/word16du" xmlns:w16sdtdh="http://schemas.microsoft.com/office/word/2020/wordml/sdtdatahash" xmlns:w16sdtfl="http://schemas.microsoft.com/office/word/2024/wordml/sdtformatlock" xmlns:w16se="http://schemas.microsoft.com/office/word/2015/wordml/symex" xmlns:wpg="http://schemas.microsoft.com/office/word/2010/wordprocessingGroup" xmlns:wpi="http://schemas.microsoft.com/office/word/2010/wordprocessingInk" xmlns:wne="http://schemas.microsoft.com/office/word/2006/wordml" xmlns:wps="http://schemas.microsoft.com/office/word/2010/wordprocessingShape" mc:Ignorable="w14 w15 w16se w16cid w16 w16cex w16sdtdh w16sdtfl w16du wp14">
+  <w:endnote w:type="separator" w:id="-1">
+    <w:p>
+      <w:pPr>
+        <w:spacing w:after="0" w:line="240" w:lineRule="auto"/>
+      </w:pPr>
+      <w:r>
+        <w:separator/>
+      </w:r>
+    </w:p>
+  </w:endnote>
+  <w:endnote w:type="continuationSeparator" w:id="0">
+    <w:p>
+      <w:pPr>
+        <w:spacing w:after="0" w:line="240" w:lineRule="auto"/>
+      </w:pPr>
+      <w:r>
+        <w:continuationSeparator/>
+      </w:r>
+    </w:p>
+  </w:endnote>
+</w:endnotes>
+</file>
+
+<file path=word/footer1.xml><?xml version="1.0" encoding="utf-8"?>
+<w:ftr xmlns:wpc="http://schemas.microsoft.com/office/word/2010/wordprocessingCanvas" xmlns:cx="http://schemas.microsoft.com/office/drawing/2014/chartex" xmlns:cx1="http://schemas.microsoft.com/office/drawing/2015/9/8/chartex" xmlns:cx2="http://schemas.microsoft.com/office/drawing/2015/10/21/chartex" xmlns:cx3="http://schemas.microsoft.com/office/drawing/2016/5/9/chartex" xmlns:cx4="http://schemas.microsoft.com/office/drawing/2016/5/10/chartex" xmlns:cx5="http://schemas.microsoft.com/office/drawing/2016/5/11/chartex" xmlns:cx6="http://schemas.microsoft.com/office/drawing/2016/5/12/chartex" xmlns:cx7="http://schemas.microsoft.com/office/drawing/2016/5/13/chartex" xmlns:cx8="http://schemas.microsoft.com/office/drawing/2016/5/14/chartex" xmlns:mc="http://schemas.openxmlformats.org/markup-compatibility/2006" xmlns:aink="http://schemas.microsoft.com/office/drawing/2016/ink" xmlns:am3d="http://schemas.microsoft.com/office/drawing/2017/model3d" xmlns:o="urn:schemas-microsoft-com:office:office" xmlns:oel="http://schemas.microsoft.com/office/2019/extlst" xmlns:r="http://schemas.openxmlformats.org/officeDocument/2006/relationships" xmlns:m="http://schemas.openxmlformats.org/officeDocument/2006/math" xmlns:v="urn:schemas-microsoft-com:vml" xmlns:wp14="http://schemas.microsoft.com/office/word/2010/wordprocessingDrawing" xmlns:wp="http://schemas.openxmlformats.org/drawingml/2006/wordprocessingDrawing" xmlns:w10="urn:schemas-microsoft-com:office:word" xmlns:w="http://schemas.openxmlformats.org/wordprocessingml/2006/main" xmlns:w14="http://schemas.microsoft.com/office/word/2010/wordml" xmlns:w15="http://schemas.microsoft.com/office/word/2012/wordml" xmlns:w16cex="http://schemas.microsoft.com/office/word/2018/wordml/cex" xmlns:w16cid="http://schemas.microsoft.com/office/word/2016/wordml/cid" xmlns:w16="http://schemas.microsoft.com/office/word/2018/wordml" xmlns:w16du="http://schemas.microsoft.com/office/word/2023/wordml/word16du" xmlns:w16sdtdh="http://schemas.microsoft.com/office/word/2020/wordml/sdtdatahash" xmlns:w16sdtfl="http://schemas.microsoft.com/office/word/2024/wordml/sdtformatlock" xmlns:w16se="http://schemas.microsoft.com/office/word/2015/wordml/symex" xmlns:wpg="http://schemas.microsoft.com/office/word/2010/wordprocessingGroup" xmlns:wpi="http://schemas.microsoft.com/office/word/2010/wordprocessingInk" xmlns:wne="http://schemas.microsoft.com/office/word/2006/wordml" xmlns:wps="http://schemas.microsoft.com/office/word/2010/wordprocessingShape" mc:Ignorable="w14 w15 w16se w16cid w16 w16cex w16sdtdh w16sdtfl w16du wp14">
+  <w:p>
+    <w:pPr>
+      <w:pStyle w:val="Fuzeile"/>
+      <w:tabs>
+        <w:tab w:val="clear" w:pos="4703"/>
+      </w:tabs>
+      <w:jc w:val="center"/>
+      <w:rPr>
+        <w:rFonts w:ascii="Times New Roman" w:hAnsi="Times New Roman" w:cs="Times New Roman"/>
+        <w:caps/>
+        <w:noProof/>
+        <w:color w:val="4472C4" w:themeColor="accent1"/>
+      </w:rPr>
+    </w:pPr>
+    <w:r>
+      <w:rPr>
+        <w:rFonts w:ascii="Times New Roman" w:hAnsi="Times New Roman" w:cs="Times New Roman"/>
+        <w:caps/>
+        <w:color w:val="808080" w:themeColor="background1" w:themeShade="80"/>
+        <w:sz w:val="16"/>
+        <w:szCs w:val="16"/>
+      </w:rPr>
+      <w:fldChar w:fldCharType="begin"/>
+    </w:r>
+    <w:r>
+      <w:rPr>
+        <w:rFonts w:ascii="Times New Roman" w:hAnsi="Times New Roman" w:cs="Times New Roman"/>
+        <w:caps/>
+        <w:color w:val="808080" w:themeColor="background1" w:themeShade="80"/>
+        <w:sz w:val="16"/>
+        <w:szCs w:val="16"/>
+      </w:rPr>
+      <w:instrText xml:space="preserve"> PAGE   \* MERGEFORMAT </w:instrText>
+    </w:r>
+    <w:r>
+      <w:rPr>
+        <w:rFonts w:ascii="Times New Roman" w:hAnsi="Times New Roman" w:cs="Times New Roman"/>
+        <w:caps/>
+        <w:color w:val="808080" w:themeColor="background1" w:themeShade="80"/>
+        <w:sz w:val="16"/>
+        <w:szCs w:val="16"/>
+      </w:rPr>
+      <w:fldChar w:fldCharType="separate"/>
+    </w:r>
+    <w:r>
+      <w:rPr>
+        <w:rFonts w:ascii="Times New Roman" w:hAnsi="Times New Roman" w:cs="Times New Roman"/>
+        <w:caps/>
+        <w:noProof/>
+        <w:color w:val="808080" w:themeColor="background1" w:themeShade="80"/>
+        <w:sz w:val="16"/>
+        <w:szCs w:val="16"/>
+      </w:rPr>
+      <w:t>2</w:t>
+    </w:r>
+    <w:r>
+      <w:rPr>
+        <w:rFonts w:ascii="Times New Roman" w:hAnsi="Times New Roman" w:cs="Times New Roman"/>
+        <w:caps/>
+        <w:noProof/>
+        <w:color w:val="808080" w:themeColor="background1" w:themeShade="80"/>
+        <w:sz w:val="16"/>
+        <w:szCs w:val="16"/>
+      </w:rPr>
+      <w:fldChar w:fldCharType="end"/>
+    </w:r>
+  </w:p>
+  <w:p>
+    <w:pPr>
+      <w:pStyle w:val="Fuzeile"/>
+    </w:pPr>
+  </w:p>
+</w:ftr>
+</file>
+
+<file path=word/footnotes.xml><?xml version="1.0" encoding="utf-8"?>
+<w:footnotes xmlns:wpc="http://schemas.microsoft.com/office/word/2010/wordprocessingCanvas" xmlns:cx="http://schemas.microsoft.com/office/drawing/2014/chartex" xmlns:cx1="http://schemas.microsoft.com/office/drawing/2015/9/8/chartex" xmlns:cx2="http://schemas.microsoft.com/office/drawing/2015/10/21/chartex" xmlns:cx3="http://schemas.microsoft.com/office/drawing/2016/5/9/chartex" xmlns:cx4="http://schemas.microsoft.com/office/drawing/2016/5/10/chartex" xmlns:cx5="http://schemas.microsoft.com/office/drawing/2016/5/11/chartex" xmlns:cx6="http://schemas.microsoft.com/office/drawing/2016/5/12/chartex" xmlns:cx7="http://schemas.microsoft.com/office/drawing/2016/5/13/chartex" xmlns:cx8="http://schemas.microsoft.com/office/drawing/2016/5/14/chartex" xmlns:mc="http://schemas.openxmlformats.org/markup-compatibility/2006" xmlns:aink="http://schemas.microsoft.com/office/drawing/2016/ink" xmlns:am3d="http://schemas.microsoft.com/office/drawing/2017/model3d" xmlns:o="urn:schemas-microsoft-com:office:office" xmlns:oel="http://schemas.microsoft.com/office/2019/extlst" xmlns:r="http://schemas.openxmlformats.org/officeDocument/2006/relationships" xmlns:m="http://schemas.openxmlformats.org/officeDocument/2006/math" xmlns:v="urn:schemas-microsoft-com:vml" xmlns:wp14="http://schemas.microsoft.com/office/word/2010/wordprocessingDrawing" xmlns:wp="http://schemas.openxmlformats.org/drawingml/2006/wordprocessingDrawing" xmlns:w10="urn:schemas-microsoft-com:office:word" xmlns:w="http://schemas.openxmlformats.org/wordprocessingml/2006/main" xmlns:w14="http://schemas.microsoft.com/office/word/2010/wordml" xmlns:w15="http://schemas.microsoft.com/office/word/2012/wordml" xmlns:w16cex="http://schemas.microsoft.com/office/word/2018/wordml/cex" xmlns:w16cid="http://schemas.microsoft.com/office/word/2016/wordml/cid" xmlns:w16="http://schemas.microsoft.com/office/word/2018/wordml" xmlns:w16du="http://schemas.microsoft.com/office/word/2023/wordml/word16du" xmlns:w16sdtdh="http://schemas.microsoft.com/office/word/2020/wordml/sdtdatahash" xmlns:w16sdtfl="http://schemas.microsoft.com/office/word/2024/wordml/sdtformatlock" xmlns:w16se="http://schemas.microsoft.com/office/word/2015/wordml/symex" xmlns:wpg="http://schemas.microsoft.com/office/word/2010/wordprocessingGroup" xmlns:wpi="http://schemas.microsoft.com/office/word/2010/wordprocessingInk" xmlns:wne="http://schemas.microsoft.com/office/word/2006/wordml" xmlns:wps="http://schemas.microsoft.com/office/word/2010/wordprocessingShape" mc:Ignorable="w14 w15 w16se w16cid w16 w16cex w16sdtdh w16sdtfl w16du wp14">
+  <w:footnote w:type="separator" w:id="-1">
+    <w:p>
+      <w:pPr>
+        <w:spacing w:after="0" w:line="240" w:lineRule="auto"/>
+      </w:pPr>
+      <w:r>
+        <w:separator/>
+      </w:r>
+    </w:p>
+  </w:footnote>
+  <w:footnote w:type="continuationSeparator" w:id="0">
+    <w:p>
+      <w:pPr>
+        <w:spacing w:after="0" w:line="240" w:lineRule="auto"/>
+      </w:pPr>
+      <w:r>
+        <w:continuationSeparator/>
+      </w:r>
+    </w:p>
+  </w:footnote>
+</w:footnotes>
+</file>
+
+<file path=word/header1.xml><?xml version="1.0" encoding="utf-8"?>
+<w:hdr xmlns:wpc="http://schemas.microsoft.com/office/word/2010/wordprocessingCanvas" xmlns:cx="http://schemas.microsoft.com/office/drawing/2014/chartex" xmlns:cx1="http://schemas.microsoft.com/office/drawing/2015/9/8/chartex" xmlns:cx2="http://schemas.microsoft.com/office/drawing/2015/10/21/chartex" xmlns:cx3="http://schemas.microsoft.com/office/drawing/2016/5/9/chartex" xmlns:cx4="http://schemas.microsoft.com/office/drawing/2016/5/10/chartex" xmlns:cx5="http://schemas.microsoft.com/office/drawing/2016/5/11/chartex" xmlns:cx6="http://schemas.microsoft.com/office/drawing/2016/5/12/chartex" xmlns:cx7="http://schemas.microsoft.com/office/drawing/2016/5/13/chartex" xmlns:cx8="http://schemas.microsoft.com/office/drawing/2016/5/14/chartex" xmlns:mc="http://schemas.openxmlformats.org/markup-compatibility/2006" xmlns:aink="http://schemas.microsoft.com/office/drawing/2016/ink" xmlns:am3d="http://schemas.microsoft.com/office/drawing/2017/model3d" xmlns:o="urn:schemas-microsoft-com:office:office" xmlns:oel="http://schemas.microsoft.com/office/2019/extlst" xmlns:r="http://schemas.openxmlformats.org/officeDocument/2006/relationships" xmlns:m="http://schemas.openxmlformats.org/officeDocument/2006/math" xmlns:v="urn:schemas-microsoft-com:vml" xmlns:wp14="http://schemas.microsoft.com/office/word/2010/wordprocessingDrawing" xmlns:wp="http://schemas.openxmlformats.org/drawingml/2006/wordprocessingDrawing" xmlns:w10="urn:schemas-microsoft-com:office:word" xmlns:w="http://schemas.openxmlformats.org/wordprocessingml/2006/main" xmlns:w14="http://schemas.microsoft.com/office/word/2010/wordml" xmlns:w15="http://schemas.microsoft.com/office/word/2012/wordml" xmlns:w16cex="http://schemas.microsoft.com/office/word/2018/wordml/cex" xmlns:w16cid="http://schemas.microsoft.com/office/word/2016/wordml/cid" xmlns:w16="http://schemas.microsoft.com/office/word/2018/wordml" xmlns:w16du="http://schemas.microsoft.com/office/word/2023/wordml/word16du" xmlns:w16sdtdh="http://schemas.microsoft.com/office/word/2020/wordml/sdtdatahash" xmlns:w16sdtfl="http://schemas.microsoft.com/office/word/2024/wordml/sdtformatlock" xmlns:w16se="http://schemas.microsoft.com/office/word/2015/wordml/symex" xmlns:wpg="http://schemas.microsoft.com/office/word/2010/wordprocessingGroup" xmlns:wpi="http://schemas.microsoft.com/office/word/2010/wordprocessingInk" xmlns:wne="http://schemas.microsoft.com/office/word/2006/wordml" xmlns:wps="http://schemas.microsoft.com/office/word/2010/wordprocessingShape" mc:Ignorable="w14 w15 w16se w16cid w16 w16cex w16sdtdh w16sdtfl w16du wp14">
+  <w:p>
+    <w:pPr>
+      <w:pStyle w:val="KeinLeerraum"/>
+      <w:rPr>
+        <w:rFonts w:ascii="Times New Roman" w:hAnsi="Times New Roman" w:cs="Times New Roman"/>
+        <w:b/>
+        <w:bCs/>
+        <w:color w:val="808080" w:themeColor="background1" w:themeShade="80"/>
+        <w:sz w:val="16"/>
+        <w:szCs w:val="16"/>
+      </w:rPr>
+    </w:pPr>
+    <w:r>
+      <w:rPr>
+        <w:noProof/>
+        <w:color w:val="7F7F7F"/>
+        <w:sz w:val="16"/>
+        <w:szCs w:val="16"/>
+      </w:rPr>
+      <w:drawing>
+        <wp:anchor distT="0" distB="0" distL="114300" distR="114300" simplePos="0" relativeHeight="251659264" behindDoc="1" locked="0" layoutInCell="1" allowOverlap="1" wp14:anchorId="46AA3279" wp14:editId="2EE0D84E">
+          <wp:simplePos x="0" y="0"/>
+          <wp:positionH relativeFrom="column">
+            <wp:posOffset>4470926</wp:posOffset>
+          </wp:positionH>
+          <wp:positionV relativeFrom="paragraph">
+            <wp:posOffset>-148403</wp:posOffset>
+          </wp:positionV>
+          <wp:extent cx="1541780" cy="452120"/>
+          <wp:effectExtent l="0" t="0" r="0" b="0"/>
+          <wp:wrapNone/>
+          <wp:docPr id="166994751" name="Bild 6" descr="Ein Bild, das Schrift, Grafiken, Text, Grafikdesign enthält.&#10;&#10;KI-generierte Inhalte können fehlerhaft sein."/>
+          <wp:cNvGraphicFramePr>
+            <a:graphicFrameLocks xmlns:a="http://schemas.openxmlformats.org/drawingml/2006/main" noChangeAspect="1"/>
+          </wp:cNvGraphicFramePr>
+          <a:graphic xmlns:a="http://schemas.openxmlformats.org/drawingml/2006/main">
+            <a:graphicData uri="http://schemas.openxmlformats.org/drawingml/2006/picture">
+              <pic:pic xmlns:pic="http://schemas.openxmlformats.org/drawingml/2006/picture">
+                <pic:nvPicPr>
+                  <pic:cNvPr id="166994751" name="Bild 6" descr="Ein Bild, das Schrift, Grafiken, Text, Grafikdesign enthält.&#10;&#10;KI-generierte Inhalte können fehlerhaft sein."/>
+                  <pic:cNvPicPr>
+                    <a:picLocks noChangeAspect="1" noChangeArrowheads="1"/>
+                  </pic:cNvPicPr>
+                </pic:nvPicPr>
+                <pic:blipFill>
+                  <a:blip r:embed="rId1">
+                    <a:extLst>
+                      <a:ext uri="{28A0092B-C50C-407E-A947-70E740481C1C}">
+                        <a14:useLocalDpi xmlns:a14="http://schemas.microsoft.com/office/drawing/2010/main" val="0"/>
+                      </a:ext>
+                    </a:extLst>
+                  </a:blip>
+                  <a:srcRect/>
+                  <a:stretch>
+                    <a:fillRect/>
+                  </a:stretch>
+                </pic:blipFill>
+                <pic:spPr bwMode="auto">
+                  <a:xfrm>
+                    <a:off x="0" y="0"/>
+                    <a:ext cx="1541780" cy="452120"/>
+                  </a:xfrm>
+                  <a:prstGeom prst="rect">
+                    <a:avLst/>
+                  </a:prstGeom>
+                  <a:noFill/>
+                  <a:ln>
+                    <a:noFill/>
+                  </a:ln>
+                </pic:spPr>
+              </pic:pic>
+            </a:graphicData>
+          </a:graphic>
+          <wp14:sizeRelH relativeFrom="page">
+            <wp14:pctWidth>0</wp14:pctWidth>
+          </wp14:sizeRelH>
+          <wp14:sizeRelV relativeFrom="page">
+            <wp14:pctHeight>0</wp14:pctHeight>
+          </wp14:sizeRelV>
+        </wp:anchor>
+      </w:drawing>
+    </w:r>
+    <w:r>
+      <w:rPr>
+        <w:rFonts w:ascii="Times New Roman" w:hAnsi="Times New Roman" w:cs="Times New Roman"/>
+        <w:b/>
+        <w:bCs/>
+        <w:color w:val="808080" w:themeColor="background1" w:themeShade="80"/>
+        <w:sz w:val="16"/>
+        <w:szCs w:val="16"/>
+      </w:rPr>
+      <w:t>This content is for informational purposes only</w:t>
+    </w:r>
+  </w:p>
+  <w:p>
+    <w:pPr>
+      <w:pStyle w:val="KeinLeerraum"/>
+      <w:rPr>
+        <w:rFonts w:ascii="Times New Roman" w:hAnsi="Times New Roman" w:cs="Times New Roman"/>
+        <w:b/>
+        <w:bCs/>
+        <w:color w:val="808080" w:themeColor="background1" w:themeShade="80"/>
+        <w:sz w:val="16"/>
+        <w:szCs w:val="16"/>
+      </w:rPr>
+    </w:pPr>
+    <w:r>
+      <w:rPr>
+        <w:rFonts w:ascii="Times New Roman" w:hAnsi="Times New Roman" w:cs="Times New Roman"/>
+        <w:b/>
+        <w:bCs/>
+        <w:color w:val="808080" w:themeColor="background1" w:themeShade="80"/>
+        <w:sz w:val="16"/>
+        <w:szCs w:val="16"/>
+      </w:rPr>
+      <w:t>Past performance is no guarantee of future results</w:t>
+    </w:r>
+  </w:p>
+  <w:p>
+    <w:pPr>
+      <w:pStyle w:val="Kopfzeile"/>
+    </w:pPr>
+  </w:p>
+</w:hdr>
 </file>
 
 <file path=word/styles.xml><?xml version="1.0" encoding="utf-8"?>
@@ -2036,6 +2080,59 @@
     <w:pPr>
       <w:ind w:left="720"/>
       <w:contextualSpacing/>
+    </w:pPr>
+  </w:style>
+  <w:style w:type="paragraph" w:styleId="Kopfzeile">
+    <w:name w:val="header"/>
+    <w:basedOn w:val="Standard"/>
+    <w:link w:val="KopfzeileZchn"/>
+    <w:uiPriority w:val="99"/>
+    <w:unhideWhenUsed/>
+    <w:rsid w:val="005E6BD5"/>
+    <w:pPr>
+      <w:tabs>
+        <w:tab w:val="center" w:pos="4703"/>
+        <w:tab w:val="right" w:pos="9406"/>
+      </w:tabs>
+      <w:spacing w:after="0" w:line="240" w:lineRule="auto"/>
+    </w:pPr>
+  </w:style>
+  <w:style w:type="character" w:customStyle="1" w:styleId="KopfzeileZchn">
+    <w:name w:val="Kopfzeile Zchn"/>
+    <w:basedOn w:val="Absatz-Standardschriftart"/>
+    <w:link w:val="Kopfzeile"/>
+    <w:uiPriority w:val="99"/>
+    <w:rsid w:val="005E6BD5"/>
+  </w:style>
+  <w:style w:type="paragraph" w:styleId="Fuzeile">
+    <w:name w:val="footer"/>
+    <w:basedOn w:val="Standard"/>
+    <w:link w:val="FuzeileZchn"/>
+    <w:uiPriority w:val="99"/>
+    <w:unhideWhenUsed/>
+    <w:rsid w:val="005E6BD5"/>
+    <w:pPr>
+      <w:tabs>
+        <w:tab w:val="center" w:pos="4703"/>
+        <w:tab w:val="right" w:pos="9406"/>
+      </w:tabs>
+      <w:spacing w:after="0" w:line="240" w:lineRule="auto"/>
+    </w:pPr>
+  </w:style>
+  <w:style w:type="character" w:customStyle="1" w:styleId="FuzeileZchn">
+    <w:name w:val="Fußzeile Zchn"/>
+    <w:basedOn w:val="Absatz-Standardschriftart"/>
+    <w:link w:val="Fuzeile"/>
+    <w:uiPriority w:val="99"/>
+    <w:rsid w:val="005E6BD5"/>
+  </w:style>
+  <w:style w:type="paragraph" w:styleId="KeinLeerraum">
+    <w:name w:val="No Spacing"/>
+    <w:uiPriority w:val="1"/>
+    <w:qFormat/>
+    <w:rsid w:val="00873B04"/>
+    <w:pPr>
+      <w:spacing w:after="0" w:line="240" w:lineRule="auto"/>
     </w:pPr>
   </w:style>
 </w:styles>
